--- a/Assignment 01/senthils_system_info.docx
+++ b/Assignment 01/senthils_system_info.docx
@@ -23,129 +23,63 @@
         <w:pStyle w:val="Author"/>
       </w:pPr>
       <w:r>
-        <w:t xml:space="preserve">Your Name</w:t>
+        <w:t xml:space="preserve">Senthil Sukumar</w:t>
       </w:r>
     </w:p>
     <w:p>
       <w:pPr>
-        <w:pStyle w:val="FirstParagraph"/>
+        <w:pStyle w:val="SourceCode"/>
       </w:pPr>
       <w:r>
-        <w:t xml:space="preserve">import platform</w:t>
-      </w:r>
-      <w:r>
-        <w:t xml:space="preserve"> </w:t>
-      </w:r>
-      <w:r>
-        <w:t xml:space="preserve">import psutil</w:t>
-      </w:r>
-    </w:p>
-    <w:p>
-      <w:pPr>
-        <w:pStyle w:val="BodyText"/>
-      </w:pPr>
-      <w:r>
-        <w:t xml:space="preserve">print(</w:t>
-      </w:r>
-      <w:r>
-        <w:t xml:space="preserve">“Operating System:”</w:t>
-      </w:r>
-      <w:r>
-        <w:t xml:space="preserve">, platform.system(), platform.release())</w:t>
-      </w:r>
-      <w:r>
-        <w:t xml:space="preserve"> </w:t>
-      </w:r>
-      <w:r>
-        <w:t xml:space="preserve">print(</w:t>
-      </w:r>
-      <w:r>
-        <w:t xml:space="preserve">“Python Version:”</w:t>
-      </w:r>
-      <w:r>
-        <w:t xml:space="preserve">, platform.python_version())</w:t>
-      </w:r>
-      <w:r>
-        <w:t xml:space="preserve"> </w:t>
-      </w:r>
-      <w:r>
-        <w:t xml:space="preserve">print(</w:t>
-      </w:r>
-      <w:r>
-        <w:t xml:space="preserve">“Machine:”</w:t>
-      </w:r>
-      <w:r>
-        <w:t xml:space="preserve">, platform.machine())</w:t>
-      </w:r>
-      <w:r>
-        <w:t xml:space="preserve"> </w:t>
-      </w:r>
-      <w:r>
-        <w:t xml:space="preserve">print(</w:t>
-      </w:r>
-      <w:r>
-        <w:t xml:space="preserve">“Processor:”</w:t>
-      </w:r>
-      <w:r>
-        <w:t xml:space="preserve">, platform.processor())</w:t>
-      </w:r>
-    </w:p>
-    <w:p>
-      <w:pPr>
-        <w:pStyle w:val="BodyText"/>
-      </w:pPr>
-      <w:r>
-        <w:t xml:space="preserve">mem = psutil.virtual_memory()</w:t>
-      </w:r>
-      <w:r>
-        <w:t xml:space="preserve"> </w:t>
-      </w:r>
-      <w:r>
-        <w:t xml:space="preserve">print(</w:t>
-      </w:r>
-      <w:r>
-        <w:t xml:space="preserve">“Total Memory (MB):”</w:t>
-      </w:r>
-      <w:r>
-        <w:t xml:space="preserve">, round(mem.total / (1024</w:t>
-      </w:r>
-      <w:r>
         <w:rPr>
-          <w:b/>
-          <w:bCs/>
+          <w:rStyle w:val="VerbatimChar"/>
         </w:rPr>
-        <w:t xml:space="preserve">2), 2))</w:t>
+        <w:t xml:space="preserve">Operating System: Linux 6.17.0-1022-azure</w:t>
+      </w:r>
+      <w:r>
+        <w:br/>
       </w:r>
       <w:r>
         <w:rPr>
-          <w:b/>
-          <w:bCs/>
+          <w:rStyle w:val="VerbatimChar"/>
         </w:rPr>
-        <w:t xml:space="preserve"> </w:t>
+        <w:t xml:space="preserve">Python Version: 3.12.14</w:t>
+      </w:r>
+      <w:r>
+        <w:br/>
       </w:r>
       <w:r>
         <w:rPr>
-          <w:b/>
-          <w:bCs/>
+          <w:rStyle w:val="VerbatimChar"/>
         </w:rPr>
-        <w:t xml:space="preserve">print(</w:t>
+        <w:t xml:space="preserve">Machine: x86_64</w:t>
+      </w:r>
+      <w:r>
+        <w:br/>
       </w:r>
       <w:r>
         <w:rPr>
-          <w:b/>
-          <w:bCs/>
+          <w:rStyle w:val="VerbatimChar"/>
         </w:rPr>
-        <w:t xml:space="preserve">“Available Memory (MB):”</w:t>
+        <w:t xml:space="preserve">Processor: x86_64</w:t>
+      </w:r>
+      <w:r>
+        <w:br/>
       </w:r>
       <w:r>
         <w:rPr>
-          <w:b/>
-          <w:bCs/>
+          <w:rStyle w:val="VerbatimChar"/>
         </w:rPr>
-        <w:t xml:space="preserve">, round(mem.available / (1024</w:t>
-      </w:r>
-      <w:r>
-        <w:t xml:space="preserve">2), 2))</w:t>
+        <w:t xml:space="preserve">Total Memory (MB): 15989.7</w:t>
+      </w:r>
+      <w:r>
+        <w:br/>
+      </w:r>
+      <w:r>
+        <w:rPr>
+          <w:rStyle w:val="VerbatimChar"/>
+        </w:rPr>
+        <w:t xml:space="preserve">Available Memory (MB): 14256.11</w:t>
       </w:r>
     </w:p>
     <w:sectPr>

--- a/Assignment 01/senthils_system_info.docx
+++ b/Assignment 01/senthils_system_info.docx
@@ -79,7 +79,7 @@
         <w:rPr>
           <w:rStyle w:val="VerbatimChar"/>
         </w:rPr>
-        <w:t xml:space="preserve">Available Memory (MB): 14256.11</w:t>
+        <w:t xml:space="preserve">Available Memory (MB): 14237.34</w:t>
       </w:r>
     </w:p>
     <w:sectPr>

--- a/Assignment 01/senthils_system_info.docx
+++ b/Assignment 01/senthils_system_info.docx
@@ -79,7 +79,7 @@
         <w:rPr>
           <w:rStyle w:val="VerbatimChar"/>
         </w:rPr>
-        <w:t xml:space="preserve">Available Memory (MB): 14237.34</w:t>
+        <w:t xml:space="preserve">Available Memory (MB): 14441.45</w:t>
       </w:r>
     </w:p>
     <w:sectPr>

--- a/Assignment 01/senthils_system_info.docx
+++ b/Assignment 01/senthils_system_info.docx
@@ -70,7 +70,7 @@
         <w:rPr>
           <w:rStyle w:val="VerbatimChar"/>
         </w:rPr>
-        <w:t xml:space="preserve">Total Memory (MB): 15989.7</w:t>
+        <w:t xml:space="preserve">Total Memory (MB): 15988.71</w:t>
       </w:r>
       <w:r>
         <w:br/>
@@ -79,7 +79,7 @@
         <w:rPr>
           <w:rStyle w:val="VerbatimChar"/>
         </w:rPr>
-        <w:t xml:space="preserve">Available Memory (MB): 14441.45</w:t>
+        <w:t xml:space="preserve">Available Memory (MB): 14323.12</w:t>
       </w:r>
     </w:p>
     <w:sectPr>

--- a/Assignment 01/senthils_system_info.docx
+++ b/Assignment 01/senthils_system_info.docx
@@ -70,7 +70,7 @@
         <w:rPr>
           <w:rStyle w:val="VerbatimChar"/>
         </w:rPr>
-        <w:t xml:space="preserve">Total Memory (MB): 15988.71</w:t>
+        <w:t xml:space="preserve">Total Memory (MB): 15989.7</w:t>
       </w:r>
       <w:r>
         <w:br/>
@@ -79,7 +79,7 @@
         <w:rPr>
           <w:rStyle w:val="VerbatimChar"/>
         </w:rPr>
-        <w:t xml:space="preserve">Available Memory (MB): 14323.12</w:t>
+        <w:t xml:space="preserve">Available Memory (MB): 14351.87</w:t>
       </w:r>
     </w:p>
     <w:sectPr>

--- a/Assignment 01/senthils_system_info.docx
+++ b/Assignment 01/senthils_system_info.docx
@@ -79,7 +79,7 @@
         <w:rPr>
           <w:rStyle w:val="VerbatimChar"/>
         </w:rPr>
-        <w:t xml:space="preserve">Available Memory (MB): 14351.87</w:t>
+        <w:t xml:space="preserve">Available Memory (MB): 14395.84</w:t>
       </w:r>
     </w:p>
     <w:sectPr>

--- a/Assignment 01/senthils_system_info.docx
+++ b/Assignment 01/senthils_system_info.docx
@@ -79,7 +79,7 @@
         <w:rPr>
           <w:rStyle w:val="VerbatimChar"/>
         </w:rPr>
-        <w:t xml:space="preserve">Available Memory (MB): 14395.84</w:t>
+        <w:t xml:space="preserve">Available Memory (MB): 14382.4</w:t>
       </w:r>
     </w:p>
     <w:sectPr>

--- a/Assignment 01/senthils_system_info.docx
+++ b/Assignment 01/senthils_system_info.docx
@@ -79,7 +79,7 @@
         <w:rPr>
           <w:rStyle w:val="VerbatimChar"/>
         </w:rPr>
-        <w:t xml:space="preserve">Available Memory (MB): 14382.4</w:t>
+        <w:t xml:space="preserve">Available Memory (MB): 14490.43</w:t>
       </w:r>
     </w:p>
     <w:sectPr>

--- a/Assignment 01/senthils_system_info.docx
+++ b/Assignment 01/senthils_system_info.docx
@@ -79,7 +79,7 @@
         <w:rPr>
           <w:rStyle w:val="VerbatimChar"/>
         </w:rPr>
-        <w:t xml:space="preserve">Available Memory (MB): 14490.43</w:t>
+        <w:t xml:space="preserve">Available Memory (MB): 14345.64</w:t>
       </w:r>
     </w:p>
     <w:sectPr>

--- a/Assignment 01/senthils_system_info.docx
+++ b/Assignment 01/senthils_system_info.docx
@@ -79,7 +79,7 @@
         <w:rPr>
           <w:rStyle w:val="VerbatimChar"/>
         </w:rPr>
-        <w:t xml:space="preserve">Available Memory (MB): 14345.64</w:t>
+        <w:t xml:space="preserve">Available Memory (MB): 14415.41</w:t>
       </w:r>
     </w:p>
     <w:sectPr>

--- a/Assignment 01/senthils_system_info.docx
+++ b/Assignment 01/senthils_system_info.docx
@@ -79,7 +79,7 @@
         <w:rPr>
           <w:rStyle w:val="VerbatimChar"/>
         </w:rPr>
-        <w:t xml:space="preserve">Available Memory (MB): 14415.41</w:t>
+        <w:t xml:space="preserve">Available Memory (MB): 14156.63</w:t>
       </w:r>
     </w:p>
     <w:sectPr>

--- a/Assignment 01/senthils_system_info.docx
+++ b/Assignment 01/senthils_system_info.docx
@@ -70,7 +70,7 @@
         <w:rPr>
           <w:rStyle w:val="VerbatimChar"/>
         </w:rPr>
-        <w:t xml:space="preserve">Total Memory (MB): 15989.7</w:t>
+        <w:t xml:space="preserve">Total Memory (MB): 15988.71</w:t>
       </w:r>
       <w:r>
         <w:br/>
@@ -79,7 +79,7 @@
         <w:rPr>
           <w:rStyle w:val="VerbatimChar"/>
         </w:rPr>
-        <w:t xml:space="preserve">Available Memory (MB): 14156.63</w:t>
+        <w:t xml:space="preserve">Available Memory (MB): 14148.43</w:t>
       </w:r>
     </w:p>
     <w:sectPr>

--- a/Assignment 01/senthils_system_info.docx
+++ b/Assignment 01/senthils_system_info.docx
@@ -70,7 +70,7 @@
         <w:rPr>
           <w:rStyle w:val="VerbatimChar"/>
         </w:rPr>
-        <w:t xml:space="preserve">Total Memory (MB): 15988.71</w:t>
+        <w:t xml:space="preserve">Total Memory (MB): 15989.68</w:t>
       </w:r>
       <w:r>
         <w:br/>
@@ -79,7 +79,7 @@
         <w:rPr>
           <w:rStyle w:val="VerbatimChar"/>
         </w:rPr>
-        <w:t xml:space="preserve">Available Memory (MB): 14148.43</w:t>
+        <w:t xml:space="preserve">Available Memory (MB): 14240.29</w:t>
       </w:r>
     </w:p>
     <w:sectPr>

--- a/Assignment 01/senthils_system_info.docx
+++ b/Assignment 01/senthils_system_info.docx
@@ -70,7 +70,7 @@
         <w:rPr>
           <w:rStyle w:val="VerbatimChar"/>
         </w:rPr>
-        <w:t xml:space="preserve">Total Memory (MB): 15989.68</w:t>
+        <w:t xml:space="preserve">Total Memory (MB): 15988.7</w:t>
       </w:r>
       <w:r>
         <w:br/>
@@ -79,7 +79,7 @@
         <w:rPr>
           <w:rStyle w:val="VerbatimChar"/>
         </w:rPr>
-        <w:t xml:space="preserve">Available Memory (MB): 14240.29</w:t>
+        <w:t xml:space="preserve">Available Memory (MB): 14172.26</w:t>
       </w:r>
     </w:p>
     <w:sectPr>

--- a/Assignment 01/senthils_system_info.docx
+++ b/Assignment 01/senthils_system_info.docx
@@ -70,7 +70,7 @@
         <w:rPr>
           <w:rStyle w:val="VerbatimChar"/>
         </w:rPr>
-        <w:t xml:space="preserve">Total Memory (MB): 15988.7</w:t>
+        <w:t xml:space="preserve">Total Memory (MB): 15989.7</w:t>
       </w:r>
       <w:r>
         <w:br/>
@@ -79,7 +79,7 @@
         <w:rPr>
           <w:rStyle w:val="VerbatimChar"/>
         </w:rPr>
-        <w:t xml:space="preserve">Available Memory (MB): 14172.26</w:t>
+        <w:t xml:space="preserve">Available Memory (MB): 14206.21</w:t>
       </w:r>
     </w:p>
     <w:sectPr>

--- a/Assignment 01/senthils_system_info.docx
+++ b/Assignment 01/senthils_system_info.docx
@@ -70,7 +70,7 @@
         <w:rPr>
           <w:rStyle w:val="VerbatimChar"/>
         </w:rPr>
-        <w:t xml:space="preserve">Total Memory (MB): 15989.7</w:t>
+        <w:t xml:space="preserve">Total Memory (MB): 15988.71</w:t>
       </w:r>
       <w:r>
         <w:br/>
@@ -79,7 +79,7 @@
         <w:rPr>
           <w:rStyle w:val="VerbatimChar"/>
         </w:rPr>
-        <w:t xml:space="preserve">Available Memory (MB): 14206.21</w:t>
+        <w:t xml:space="preserve">Available Memory (MB): 14107.15</w:t>
       </w:r>
     </w:p>
     <w:sectPr>

--- a/Assignment 01/senthils_system_info.docx
+++ b/Assignment 01/senthils_system_info.docx
@@ -70,7 +70,7 @@
         <w:rPr>
           <w:rStyle w:val="VerbatimChar"/>
         </w:rPr>
-        <w:t xml:space="preserve">Total Memory (MB): 15988.71</w:t>
+        <w:t xml:space="preserve">Total Memory (MB): 15993.83</w:t>
       </w:r>
       <w:r>
         <w:br/>
@@ -79,7 +79,7 @@
         <w:rPr>
           <w:rStyle w:val="VerbatimChar"/>
         </w:rPr>
-        <w:t xml:space="preserve">Available Memory (MB): 14107.15</w:t>
+        <w:t xml:space="preserve">Available Memory (MB): 14209.75</w:t>
       </w:r>
     </w:p>
     <w:sectPr>

--- a/Assignment 01/senthils_system_info.docx
+++ b/Assignment 01/senthils_system_info.docx
@@ -70,7 +70,7 @@
         <w:rPr>
           <w:rStyle w:val="VerbatimChar"/>
         </w:rPr>
-        <w:t xml:space="preserve">Total Memory (MB): 15993.83</w:t>
+        <w:t xml:space="preserve">Total Memory (MB): 15989.7</w:t>
       </w:r>
       <w:r>
         <w:br/>
@@ -79,7 +79,7 @@
         <w:rPr>
           <w:rStyle w:val="VerbatimChar"/>
         </w:rPr>
-        <w:t xml:space="preserve">Available Memory (MB): 14209.75</w:t>
+        <w:t xml:space="preserve">Available Memory (MB): 14267.62</w:t>
       </w:r>
     </w:p>
     <w:sectPr>

--- a/Assignment 01/senthils_system_info.docx
+++ b/Assignment 01/senthils_system_info.docx
@@ -70,7 +70,7 @@
         <w:rPr>
           <w:rStyle w:val="VerbatimChar"/>
         </w:rPr>
-        <w:t xml:space="preserve">Total Memory (MB): 15989.7</w:t>
+        <w:t xml:space="preserve">Total Memory (MB): 15988.71</w:t>
       </w:r>
       <w:r>
         <w:br/>
@@ -79,7 +79,7 @@
         <w:rPr>
           <w:rStyle w:val="VerbatimChar"/>
         </w:rPr>
-        <w:t xml:space="preserve">Available Memory (MB): 14267.62</w:t>
+        <w:t xml:space="preserve">Available Memory (MB): 14304.14</w:t>
       </w:r>
     </w:p>
     <w:sectPr>

--- a/Assignment 01/senthils_system_info.docx
+++ b/Assignment 01/senthils_system_info.docx
@@ -70,7 +70,7 @@
         <w:rPr>
           <w:rStyle w:val="VerbatimChar"/>
         </w:rPr>
-        <w:t xml:space="preserve">Total Memory (MB): 15988.71</w:t>
+        <w:t xml:space="preserve">Total Memory (MB): 15989.7</w:t>
       </w:r>
       <w:r>
         <w:br/>
@@ -79,7 +79,7 @@
         <w:rPr>
           <w:rStyle w:val="VerbatimChar"/>
         </w:rPr>
-        <w:t xml:space="preserve">Available Memory (MB): 14304.14</w:t>
+        <w:t xml:space="preserve">Available Memory (MB): 14315.59</w:t>
       </w:r>
     </w:p>
     <w:sectPr>

--- a/Assignment 01/senthils_system_info.docx
+++ b/Assignment 01/senthils_system_info.docx
@@ -79,7 +79,7 @@
         <w:rPr>
           <w:rStyle w:val="VerbatimChar"/>
         </w:rPr>
-        <w:t xml:space="preserve">Available Memory (MB): 14315.59</w:t>
+        <w:t xml:space="preserve">Available Memory (MB): 14224.75</w:t>
       </w:r>
     </w:p>
     <w:sectPr>

--- a/Assignment 01/senthils_system_info.docx
+++ b/Assignment 01/senthils_system_info.docx
@@ -70,7 +70,7 @@
         <w:rPr>
           <w:rStyle w:val="VerbatimChar"/>
         </w:rPr>
-        <w:t xml:space="preserve">Total Memory (MB): 15989.7</w:t>
+        <w:t xml:space="preserve">Total Memory (MB): 15988.71</w:t>
       </w:r>
       <w:r>
         <w:br/>
@@ -79,7 +79,7 @@
         <w:rPr>
           <w:rStyle w:val="VerbatimChar"/>
         </w:rPr>
-        <w:t xml:space="preserve">Available Memory (MB): 14224.75</w:t>
+        <w:t xml:space="preserve">Available Memory (MB): 14203.24</w:t>
       </w:r>
     </w:p>
     <w:sectPr>

--- a/Assignment 01/senthils_system_info.docx
+++ b/Assignment 01/senthils_system_info.docx
@@ -24,62 +24,6 @@
       </w:pPr>
       <w:r>
         <w:t xml:space="preserve">Senthil Sukumar</w:t>
-      </w:r>
-    </w:p>
-    <w:p>
-      <w:pPr>
-        <w:pStyle w:val="SourceCode"/>
-      </w:pPr>
-      <w:r>
-        <w:rPr>
-          <w:rStyle w:val="VerbatimChar"/>
-        </w:rPr>
-        <w:t xml:space="preserve">Operating System: Linux 6.17.0-1022-azure</w:t>
-      </w:r>
-      <w:r>
-        <w:br/>
-      </w:r>
-      <w:r>
-        <w:rPr>
-          <w:rStyle w:val="VerbatimChar"/>
-        </w:rPr>
-        <w:t xml:space="preserve">Python Version: 3.12.14</w:t>
-      </w:r>
-      <w:r>
-        <w:br/>
-      </w:r>
-      <w:r>
-        <w:rPr>
-          <w:rStyle w:val="VerbatimChar"/>
-        </w:rPr>
-        <w:t xml:space="preserve">Machine: x86_64</w:t>
-      </w:r>
-      <w:r>
-        <w:br/>
-      </w:r>
-      <w:r>
-        <w:rPr>
-          <w:rStyle w:val="VerbatimChar"/>
-        </w:rPr>
-        <w:t xml:space="preserve">Processor: x86_64</w:t>
-      </w:r>
-      <w:r>
-        <w:br/>
-      </w:r>
-      <w:r>
-        <w:rPr>
-          <w:rStyle w:val="VerbatimChar"/>
-        </w:rPr>
-        <w:t xml:space="preserve">Total Memory (MB): 15988.71</w:t>
-      </w:r>
-      <w:r>
-        <w:br/>
-      </w:r>
-      <w:r>
-        <w:rPr>
-          <w:rStyle w:val="VerbatimChar"/>
-        </w:rPr>
-        <w:t xml:space="preserve">Available Memory (MB): 14203.24</w:t>
       </w:r>
     </w:p>
     <w:sectPr>

--- a/Assignment 01/senthils_system_info.docx
+++ b/Assignment 01/senthils_system_info.docx
@@ -24,6 +24,62 @@
       </w:pPr>
       <w:r>
         <w:t xml:space="preserve">Senthil Sukumar</w:t>
+      </w:r>
+    </w:p>
+    <w:p>
+      <w:pPr>
+        <w:pStyle w:val="SourceCode"/>
+      </w:pPr>
+      <w:r>
+        <w:rPr>
+          <w:rStyle w:val="VerbatimChar"/>
+        </w:rPr>
+        <w:t xml:space="preserve">Operating System: Linux 6.17.0-1022-azure</w:t>
+      </w:r>
+      <w:r>
+        <w:br/>
+      </w:r>
+      <w:r>
+        <w:rPr>
+          <w:rStyle w:val="VerbatimChar"/>
+        </w:rPr>
+        <w:t xml:space="preserve">Python Version: 3.12.14</w:t>
+      </w:r>
+      <w:r>
+        <w:br/>
+      </w:r>
+      <w:r>
+        <w:rPr>
+          <w:rStyle w:val="VerbatimChar"/>
+        </w:rPr>
+        <w:t xml:space="preserve">Machine: x86_64</w:t>
+      </w:r>
+      <w:r>
+        <w:br/>
+      </w:r>
+      <w:r>
+        <w:rPr>
+          <w:rStyle w:val="VerbatimChar"/>
+        </w:rPr>
+        <w:t xml:space="preserve">Processor: x86_64</w:t>
+      </w:r>
+      <w:r>
+        <w:br/>
+      </w:r>
+      <w:r>
+        <w:rPr>
+          <w:rStyle w:val="VerbatimChar"/>
+        </w:rPr>
+        <w:t xml:space="preserve">Total Memory (MB): 15988.71</w:t>
+      </w:r>
+      <w:r>
+        <w:br/>
+      </w:r>
+      <w:r>
+        <w:rPr>
+          <w:rStyle w:val="VerbatimChar"/>
+        </w:rPr>
+        <w:t xml:space="preserve">Available Memory (MB): 14053.79</w:t>
       </w:r>
     </w:p>
     <w:sectPr>

--- a/Assignment 01/senthils_system_info.docx
+++ b/Assignment 01/senthils_system_info.docx
@@ -70,7 +70,7 @@
         <w:rPr>
           <w:rStyle w:val="VerbatimChar"/>
         </w:rPr>
-        <w:t xml:space="preserve">Total Memory (MB): 15988.71</w:t>
+        <w:t xml:space="preserve">Total Memory (MB): 15989.7</w:t>
       </w:r>
       <w:r>
         <w:br/>
@@ -79,7 +79,7 @@
         <w:rPr>
           <w:rStyle w:val="VerbatimChar"/>
         </w:rPr>
-        <w:t xml:space="preserve">Available Memory (MB): 14053.79</w:t>
+        <w:t xml:space="preserve">Available Memory (MB): 14259.05</w:t>
       </w:r>
     </w:p>
     <w:sectPr>

--- a/Assignment 01/senthils_system_info.docx
+++ b/Assignment 01/senthils_system_info.docx
@@ -70,7 +70,7 @@
         <w:rPr>
           <w:rStyle w:val="VerbatimChar"/>
         </w:rPr>
-        <w:t xml:space="preserve">Total Memory (MB): 15989.7</w:t>
+        <w:t xml:space="preserve">Total Memory (MB): 15988.71</w:t>
       </w:r>
       <w:r>
         <w:br/>
@@ -79,7 +79,7 @@
         <w:rPr>
           <w:rStyle w:val="VerbatimChar"/>
         </w:rPr>
-        <w:t xml:space="preserve">Available Memory (MB): 14259.05</w:t>
+        <w:t xml:space="preserve">Available Memory (MB): 14224.16</w:t>
       </w:r>
     </w:p>
     <w:sectPr>

--- a/Assignment 01/senthils_system_info.docx
+++ b/Assignment 01/senthils_system_info.docx
@@ -70,7 +70,7 @@
         <w:rPr>
           <w:rStyle w:val="VerbatimChar"/>
         </w:rPr>
-        <w:t xml:space="preserve">Total Memory (MB): 15988.71</w:t>
+        <w:t xml:space="preserve">Total Memory (MB): 15989.7</w:t>
       </w:r>
       <w:r>
         <w:br/>
@@ -79,7 +79,7 @@
         <w:rPr>
           <w:rStyle w:val="VerbatimChar"/>
         </w:rPr>
-        <w:t xml:space="preserve">Available Memory (MB): 14224.16</w:t>
+        <w:t xml:space="preserve">Available Memory (MB): 14169.85</w:t>
       </w:r>
     </w:p>
     <w:sectPr>

--- a/Assignment 01/senthils_system_info.docx
+++ b/Assignment 01/senthils_system_info.docx
@@ -79,7 +79,7 @@
         <w:rPr>
           <w:rStyle w:val="VerbatimChar"/>
         </w:rPr>
-        <w:t xml:space="preserve">Available Memory (MB): 14169.85</w:t>
+        <w:t xml:space="preserve">Available Memory (MB): 14386.62</w:t>
       </w:r>
     </w:p>
     <w:sectPr>

--- a/Assignment 01/senthils_system_info.docx
+++ b/Assignment 01/senthils_system_info.docx
@@ -79,7 +79,7 @@
         <w:rPr>
           <w:rStyle w:val="VerbatimChar"/>
         </w:rPr>
-        <w:t xml:space="preserve">Available Memory (MB): 14386.62</w:t>
+        <w:t xml:space="preserve">Available Memory (MB): 14211.47</w:t>
       </w:r>
     </w:p>
     <w:sectPr>

--- a/Assignment 01/senthils_system_info.docx
+++ b/Assignment 01/senthils_system_info.docx
@@ -79,7 +79,7 @@
         <w:rPr>
           <w:rStyle w:val="VerbatimChar"/>
         </w:rPr>
-        <w:t xml:space="preserve">Available Memory (MB): 14211.47</w:t>
+        <w:t xml:space="preserve">Available Memory (MB): 14239.96</w:t>
       </w:r>
     </w:p>
     <w:sectPr>

--- a/Assignment 01/senthils_system_info.docx
+++ b/Assignment 01/senthils_system_info.docx
@@ -70,7 +70,7 @@
         <w:rPr>
           <w:rStyle w:val="VerbatimChar"/>
         </w:rPr>
-        <w:t xml:space="preserve">Total Memory (MB): 15989.7</w:t>
+        <w:t xml:space="preserve">Total Memory (MB): 15988.71</w:t>
       </w:r>
       <w:r>
         <w:br/>
@@ -79,7 +79,7 @@
         <w:rPr>
           <w:rStyle w:val="VerbatimChar"/>
         </w:rPr>
-        <w:t xml:space="preserve">Available Memory (MB): 14239.96</w:t>
+        <w:t xml:space="preserve">Available Memory (MB): 14191.3</w:t>
       </w:r>
     </w:p>
     <w:sectPr>

--- a/Assignment 01/senthils_system_info.docx
+++ b/Assignment 01/senthils_system_info.docx
@@ -70,7 +70,7 @@
         <w:rPr>
           <w:rStyle w:val="VerbatimChar"/>
         </w:rPr>
-        <w:t xml:space="preserve">Total Memory (MB): 15988.71</w:t>
+        <w:t xml:space="preserve">Total Memory (MB): 15989.7</w:t>
       </w:r>
       <w:r>
         <w:br/>
@@ -79,7 +79,7 @@
         <w:rPr>
           <w:rStyle w:val="VerbatimChar"/>
         </w:rPr>
-        <w:t xml:space="preserve">Available Memory (MB): 14191.3</w:t>
+        <w:t xml:space="preserve">Available Memory (MB): 14246.8</w:t>
       </w:r>
     </w:p>
     <w:sectPr>

--- a/Assignment 01/senthils_system_info.docx
+++ b/Assignment 01/senthils_system_info.docx
@@ -70,7 +70,7 @@
         <w:rPr>
           <w:rStyle w:val="VerbatimChar"/>
         </w:rPr>
-        <w:t xml:space="preserve">Total Memory (MB): 15989.7</w:t>
+        <w:t xml:space="preserve">Total Memory (MB): 15988.7</w:t>
       </w:r>
       <w:r>
         <w:br/>
@@ -79,7 +79,7 @@
         <w:rPr>
           <w:rStyle w:val="VerbatimChar"/>
         </w:rPr>
-        <w:t xml:space="preserve">Available Memory (MB): 14246.8</w:t>
+        <w:t xml:space="preserve">Available Memory (MB): 14136.08</w:t>
       </w:r>
     </w:p>
     <w:sectPr>

--- a/Assignment 01/senthils_system_info.docx
+++ b/Assignment 01/senthils_system_info.docx
@@ -70,7 +70,7 @@
         <w:rPr>
           <w:rStyle w:val="VerbatimChar"/>
         </w:rPr>
-        <w:t xml:space="preserve">Total Memory (MB): 15988.7</w:t>
+        <w:t xml:space="preserve">Total Memory (MB): 15989.7</w:t>
       </w:r>
       <w:r>
         <w:br/>
@@ -79,7 +79,7 @@
         <w:rPr>
           <w:rStyle w:val="VerbatimChar"/>
         </w:rPr>
-        <w:t xml:space="preserve">Available Memory (MB): 14136.08</w:t>
+        <w:t xml:space="preserve">Available Memory (MB): 14385.99</w:t>
       </w:r>
     </w:p>
     <w:sectPr>

--- a/Assignment 01/senthils_system_info.docx
+++ b/Assignment 01/senthils_system_info.docx
@@ -70,7 +70,7 @@
         <w:rPr>
           <w:rStyle w:val="VerbatimChar"/>
         </w:rPr>
-        <w:t xml:space="preserve">Total Memory (MB): 15989.7</w:t>
+        <w:t xml:space="preserve">Total Memory (MB): 15988.7</w:t>
       </w:r>
       <w:r>
         <w:br/>
@@ -79,7 +79,7 @@
         <w:rPr>
           <w:rStyle w:val="VerbatimChar"/>
         </w:rPr>
-        <w:t xml:space="preserve">Available Memory (MB): 14385.99</w:t>
+        <w:t xml:space="preserve">Available Memory (MB): 14061.5</w:t>
       </w:r>
     </w:p>
     <w:sectPr>

--- a/Assignment 01/senthils_system_info.docx
+++ b/Assignment 01/senthils_system_info.docx
@@ -70,7 +70,7 @@
         <w:rPr>
           <w:rStyle w:val="VerbatimChar"/>
         </w:rPr>
-        <w:t xml:space="preserve">Total Memory (MB): 15988.7</w:t>
+        <w:t xml:space="preserve">Total Memory (MB): 15988.71</w:t>
       </w:r>
       <w:r>
         <w:br/>
@@ -79,7 +79,7 @@
         <w:rPr>
           <w:rStyle w:val="VerbatimChar"/>
         </w:rPr>
-        <w:t xml:space="preserve">Available Memory (MB): 14061.5</w:t>
+        <w:t xml:space="preserve">Available Memory (MB): 14097.72</w:t>
       </w:r>
     </w:p>
     <w:sectPr>

--- a/Assignment 01/senthils_system_info.docx
+++ b/Assignment 01/senthils_system_info.docx
@@ -70,7 +70,7 @@
         <w:rPr>
           <w:rStyle w:val="VerbatimChar"/>
         </w:rPr>
-        <w:t xml:space="preserve">Total Memory (MB): 15988.71</w:t>
+        <w:t xml:space="preserve">Total Memory (MB): 15989.7</w:t>
       </w:r>
       <w:r>
         <w:br/>
@@ -79,7 +79,7 @@
         <w:rPr>
           <w:rStyle w:val="VerbatimChar"/>
         </w:rPr>
-        <w:t xml:space="preserve">Available Memory (MB): 14097.72</w:t>
+        <w:t xml:space="preserve">Available Memory (MB): 14144.08</w:t>
       </w:r>
     </w:p>
     <w:sectPr>

--- a/Assignment 01/senthils_system_info.docx
+++ b/Assignment 01/senthils_system_info.docx
@@ -70,7 +70,7 @@
         <w:rPr>
           <w:rStyle w:val="VerbatimChar"/>
         </w:rPr>
-        <w:t xml:space="preserve">Total Memory (MB): 15989.7</w:t>
+        <w:t xml:space="preserve">Total Memory (MB): 15988.71</w:t>
       </w:r>
       <w:r>
         <w:br/>
@@ -79,7 +79,7 @@
         <w:rPr>
           <w:rStyle w:val="VerbatimChar"/>
         </w:rPr>
-        <w:t xml:space="preserve">Available Memory (MB): 14144.08</w:t>
+        <w:t xml:space="preserve">Available Memory (MB): 14391.48</w:t>
       </w:r>
     </w:p>
     <w:sectPr>

--- a/Assignment 01/senthils_system_info.docx
+++ b/Assignment 01/senthils_system_info.docx
@@ -70,7 +70,7 @@
         <w:rPr>
           <w:rStyle w:val="VerbatimChar"/>
         </w:rPr>
-        <w:t xml:space="preserve">Total Memory (MB): 15988.71</w:t>
+        <w:t xml:space="preserve">Total Memory (MB): 15989.7</w:t>
       </w:r>
       <w:r>
         <w:br/>
@@ -79,7 +79,7 @@
         <w:rPr>
           <w:rStyle w:val="VerbatimChar"/>
         </w:rPr>
-        <w:t xml:space="preserve">Available Memory (MB): 14391.48</w:t>
+        <w:t xml:space="preserve">Available Memory (MB): 14155.47</w:t>
       </w:r>
     </w:p>
     <w:sectPr>

--- a/Assignment 01/senthils_system_info.docx
+++ b/Assignment 01/senthils_system_info.docx
@@ -79,7 +79,7 @@
         <w:rPr>
           <w:rStyle w:val="VerbatimChar"/>
         </w:rPr>
-        <w:t xml:space="preserve">Available Memory (MB): 14155.47</w:t>
+        <w:t xml:space="preserve">Available Memory (MB): 13979.13</w:t>
       </w:r>
     </w:p>
     <w:sectPr>

--- a/Assignment 01/senthils_system_info.docx
+++ b/Assignment 01/senthils_system_info.docx
@@ -79,7 +79,7 @@
         <w:rPr>
           <w:rStyle w:val="VerbatimChar"/>
         </w:rPr>
-        <w:t xml:space="preserve">Available Memory (MB): 13979.13</w:t>
+        <w:t xml:space="preserve">Available Memory (MB): 14026.01</w:t>
       </w:r>
     </w:p>
     <w:sectPr>

--- a/Assignment 01/senthils_system_info.docx
+++ b/Assignment 01/senthils_system_info.docx
@@ -43,7 +43,7 @@
         <w:rPr>
           <w:rStyle w:val="VerbatimChar"/>
         </w:rPr>
-        <w:t xml:space="preserve">Python Version: 3.12.14</w:t>
+        <w:t xml:space="preserve">Python Version: 3.12.15</w:t>
       </w:r>
       <w:r>
         <w:br/>
@@ -79,7 +79,7 @@
         <w:rPr>
           <w:rStyle w:val="VerbatimChar"/>
         </w:rPr>
-        <w:t xml:space="preserve">Available Memory (MB): 14026.01</w:t>
+        <w:t xml:space="preserve">Available Memory (MB): 14388.24</w:t>
       </w:r>
     </w:p>
     <w:sectPr>

--- a/Assignment 01/senthils_system_info.docx
+++ b/Assignment 01/senthils_system_info.docx
@@ -70,7 +70,7 @@
         <w:rPr>
           <w:rStyle w:val="VerbatimChar"/>
         </w:rPr>
-        <w:t xml:space="preserve">Total Memory (MB): 15989.7</w:t>
+        <w:t xml:space="preserve">Total Memory (MB): 15993.83</w:t>
       </w:r>
       <w:r>
         <w:br/>
@@ -79,7 +79,7 @@
         <w:rPr>
           <w:rStyle w:val="VerbatimChar"/>
         </w:rPr>
-        <w:t xml:space="preserve">Available Memory (MB): 14388.24</w:t>
+        <w:t xml:space="preserve">Available Memory (MB): 14026.14</w:t>
       </w:r>
     </w:p>
     <w:sectPr>

--- a/Assignment 01/senthils_system_info.docx
+++ b/Assignment 01/senthils_system_info.docx
@@ -70,7 +70,7 @@
         <w:rPr>
           <w:rStyle w:val="VerbatimChar"/>
         </w:rPr>
-        <w:t xml:space="preserve">Total Memory (MB): 15993.83</w:t>
+        <w:t xml:space="preserve">Total Memory (MB): 15989.7</w:t>
       </w:r>
       <w:r>
         <w:br/>
@@ -79,7 +79,7 @@
         <w:rPr>
           <w:rStyle w:val="VerbatimChar"/>
         </w:rPr>
-        <w:t xml:space="preserve">Available Memory (MB): 14026.14</w:t>
+        <w:t xml:space="preserve">Available Memory (MB): 14199.54</w:t>
       </w:r>
     </w:p>
     <w:sectPr>

--- a/Assignment 01/senthils_system_info.docx
+++ b/Assignment 01/senthils_system_info.docx
@@ -43,7 +43,7 @@
         <w:rPr>
           <w:rStyle w:val="VerbatimChar"/>
         </w:rPr>
-        <w:t xml:space="preserve">Python Version: 3.12.15</w:t>
+        <w:t xml:space="preserve">Python Version: 3.12.14</w:t>
       </w:r>
       <w:r>
         <w:br/>
@@ -79,7 +79,7 @@
         <w:rPr>
           <w:rStyle w:val="VerbatimChar"/>
         </w:rPr>
-        <w:t xml:space="preserve">Available Memory (MB): 14199.54</w:t>
+        <w:t xml:space="preserve">Available Memory (MB): 14351.77</w:t>
       </w:r>
     </w:p>
     <w:sectPr>

--- a/Assignment 01/senthils_system_info.docx
+++ b/Assignment 01/senthils_system_info.docx
@@ -79,7 +79,7 @@
         <w:rPr>
           <w:rStyle w:val="VerbatimChar"/>
         </w:rPr>
-        <w:t xml:space="preserve">Available Memory (MB): 14351.77</w:t>
+        <w:t xml:space="preserve">Available Memory (MB): 14137.19</w:t>
       </w:r>
     </w:p>
     <w:sectPr>

--- a/Assignment 01/senthils_system_info.docx
+++ b/Assignment 01/senthils_system_info.docx
@@ -43,7 +43,7 @@
         <w:rPr>
           <w:rStyle w:val="VerbatimChar"/>
         </w:rPr>
-        <w:t xml:space="preserve">Python Version: 3.12.14</w:t>
+        <w:t xml:space="preserve">Python Version: 3.12.15</w:t>
       </w:r>
       <w:r>
         <w:br/>
@@ -79,7 +79,7 @@
         <w:rPr>
           <w:rStyle w:val="VerbatimChar"/>
         </w:rPr>
-        <w:t xml:space="preserve">Available Memory (MB): 14137.19</w:t>
+        <w:t xml:space="preserve">Available Memory (MB): 14009.34</w:t>
       </w:r>
     </w:p>
     <w:sectPr>

--- a/Assignment 01/senthils_system_info.docx
+++ b/Assignment 01/senthils_system_info.docx
@@ -43,7 +43,7 @@
         <w:rPr>
           <w:rStyle w:val="VerbatimChar"/>
         </w:rPr>
-        <w:t xml:space="preserve">Python Version: 3.12.15</w:t>
+        <w:t xml:space="preserve">Python Version: 3.12.14</w:t>
       </w:r>
       <w:r>
         <w:br/>
@@ -79,7 +79,7 @@
         <w:rPr>
           <w:rStyle w:val="VerbatimChar"/>
         </w:rPr>
-        <w:t xml:space="preserve">Available Memory (MB): 14009.34</w:t>
+        <w:t xml:space="preserve">Available Memory (MB): 14196.73</w:t>
       </w:r>
     </w:p>
     <w:sectPr>

--- a/Assignment 01/senthils_system_info.docx
+++ b/Assignment 01/senthils_system_info.docx
@@ -79,7 +79,7 @@
         <w:rPr>
           <w:rStyle w:val="VerbatimChar"/>
         </w:rPr>
-        <w:t xml:space="preserve">Available Memory (MB): 14196.73</w:t>
+        <w:t xml:space="preserve">Available Memory (MB): 14202.16</w:t>
       </w:r>
     </w:p>
     <w:sectPr>

--- a/Assignment 01/senthils_system_info.docx
+++ b/Assignment 01/senthils_system_info.docx
@@ -79,7 +79,7 @@
         <w:rPr>
           <w:rStyle w:val="VerbatimChar"/>
         </w:rPr>
-        <w:t xml:space="preserve">Available Memory (MB): 14202.16</w:t>
+        <w:t xml:space="preserve">Available Memory (MB): 14162.71</w:t>
       </w:r>
     </w:p>
     <w:sectPr>
